--- a/spa/docx/02.content.docx
+++ b/spa/docx/02.content.docx
@@ -256,7 +256,7 @@
         <w:rPr>
           <w:lang w:val="es_ES" w:bidi="es_ES"/>
         </w:rPr>
-        <w:t xml:space="preserve"> En total, los descendientes de Jacob que lo acompañaron fueron setenta. José ya estaba en Egipto.</w:t>
+        <w:t xml:space="preserve"> En total, los descendientes de Jacob que lo acompañaron fueron 70. José ya estaba en Egipto.</w:t>
       </w:r>
     </w:p>
     <w:p>
@@ -2961,7 +2961,7 @@
         <w:rPr>
           <w:lang w:val="es_ES" w:bidi="es_ES"/>
         </w:rPr>
-        <w:t xml:space="preserve"> Estos son los hijos de Leví, por sus generaciones: Guersón, Coat y Merari. Leví vivió ciento treinta y siete años.</w:t>
+        <w:t xml:space="preserve"> Estos son los hijos de Leví, por sus generaciones: Guersón, Coat y Merari. Leví vivió 137 años.</w:t>
       </w:r>
     </w:p>
     <w:p>
@@ -3003,7 +3003,7 @@
         <w:rPr>
           <w:lang w:val="es_ES" w:bidi="es_ES"/>
         </w:rPr>
-        <w:t xml:space="preserve"> Los hijos de Coat fueron Amirán, Izar, Hebrón y Uziel. Coat vivió ciento treinta y tres años.</w:t>
+        <w:t xml:space="preserve"> Los hijos de Coat fueron Amirán, Izar, Hebrón y Uziel. Coat vivió 133 años.</w:t>
       </w:r>
     </w:p>
     <w:p>
@@ -3045,7 +3045,7 @@
         <w:rPr>
           <w:lang w:val="es_ES" w:bidi="es_ES"/>
         </w:rPr>
-        <w:t xml:space="preserve"> Amirán se casó con su tía Jocabed. De esa unión nacieron Aarón y Moisés. Amram vivió ciento treinta y siete años.</w:t>
+        <w:t xml:space="preserve"> Amirán se casó con su tía Jocabed. De esa unión nacieron Aarón y Moisés. Amram vivió 137 años.</w:t>
       </w:r>
     </w:p>
     <w:p>
@@ -3397,7 +3397,7 @@
         <w:rPr>
           <w:lang w:val="es_ES" w:bidi="es_ES"/>
         </w:rPr>
-        <w:t xml:space="preserve"> Cuando se presentaron ante el faraón, Moisés tenía ochenta años y Aarón, ochenta y tres.</w:t>
+        <w:t xml:space="preserve"> Cuando se presentaron ante el faraón, Moisés tenía 80 años y Aarón, 83.</w:t>
       </w:r>
     </w:p>
     <w:p>
@@ -6081,7 +6081,7 @@
         <w:rPr>
           <w:lang w:val="es_ES" w:bidi="es_ES"/>
         </w:rPr>
-        <w:t xml:space="preserve"> Hablen a toda la comunidad de Israel y díganles que el día diez de este mes, cada uno tomará un cordero para su casa, un cordero por hogar. Si la familia es demasiado pequeña para un cordero, con el vecino más cercano a su casa lo compartirá según el número de personas. Calculen la porción del cordero de acuerdo con lo que cada uno pueda comer.</w:t>
+        <w:t xml:space="preserve"> Hablen a toda la comunidad de Israel y díganles que el día 10 de este mes, cada uno tomará un cordero para su casa, un cordero por hogar. Si la familia es demasiado pequeña para un cordero, con el vecino más cercano a su casa lo compartirá según el número de personas. Calculen la porción del cordero de acuerdo con lo que cada uno pueda comer.</w:t>
       </w:r>
     </w:p>
     <w:p>
@@ -6312,7 +6312,7 @@
         <w:rPr>
           <w:lang w:val="es_ES" w:bidi="es_ES"/>
         </w:rPr>
-        <w:t xml:space="preserve"> Durante siete días comerán pan sin levadura. El primer día quitarán la levadura de sus casas. Cualquiera que coma pan fermentado, desde el primero hasta el séptimo día, será excluido de Israel.</w:t>
+        <w:t xml:space="preserve"> Durante 7 días comerán pan sin levadura. El primer día quitarán la levadura de sus casas. Cualquiera que coma pan fermentado, desde el primero hasta el séptimo día, será excluido de Israel.</w:t>
       </w:r>
     </w:p>
     <w:p>
@@ -6375,7 +6375,7 @@
         <w:rPr>
           <w:lang w:val="es_ES" w:bidi="es_ES"/>
         </w:rPr>
-        <w:t xml:space="preserve"> El pan que comen será sin levadura desde la tarde del día catorce del mes hasta la tarde del día veintiuno del mes.</w:t>
+        <w:t xml:space="preserve"> El pan que comen será sin levadura desde la tarde del día 14 del mes hasta la tarde del día 21 del mes.</w:t>
       </w:r>
     </w:p>
     <w:p>
@@ -6396,7 +6396,7 @@
         <w:rPr>
           <w:lang w:val="es_ES" w:bidi="es_ES"/>
         </w:rPr>
-        <w:t xml:space="preserve"> Durante siete días no habrá levadura en sus casas. Cualquiera que coma pan con levadura será excluido de la asamblea de Israel, sea extranjero o israelita.</w:t>
+        <w:t xml:space="preserve"> Durante 7 días no habrá levadura en sus casas. Cualquiera que coma pan con levadura será excluido de la asamblea de Israel, sea extranjero o israelita.</w:t>
       </w:r>
     </w:p>
     <w:p>
@@ -6774,7 +6774,7 @@
         <w:rPr>
           <w:lang w:val="es_ES" w:bidi="es_ES"/>
         </w:rPr>
-        <w:t xml:space="preserve"> Los israelitas salieron de Ramsés rumbo a Sucot. Eran como seiscientos mil hombres a pie, sin contar a los niños.</w:t>
+        <w:t xml:space="preserve"> Los israelitas salieron de Ramsés rumbo a Sucot. Eran como 600.000 hombres a pie, sin contar a los niños.</w:t>
       </w:r>
     </w:p>
     <w:p>
@@ -7168,7 +7168,7 @@
         <w:rPr>
           <w:lang w:val="es_ES" w:bidi="es_ES"/>
         </w:rPr>
-        <w:t xml:space="preserve"> Durante siete días comerás pan sin levadura. El séptimo día habrá una fiesta para el Señor. No habrá levadura ni masa fermentada en todo tu territorio.</w:t>
+        <w:t xml:space="preserve"> Durante 7 días comerás pan sin levadura. El séptimo día habrá una fiesta para el Señor. No habrá levadura ni masa fermentada en todo tu territorio.</w:t>
       </w:r>
     </w:p>
     <w:p>
@@ -7625,7 +7625,7 @@
         <w:rPr>
           <w:lang w:val="es_ES" w:bidi="es_ES"/>
         </w:rPr>
-        <w:t xml:space="preserve"> Tomó seiscientos carros escogidos, y todos los demás los carros de Egipto, y puso jefes sobre todos ellos.</w:t>
+        <w:t xml:space="preserve"> Tomó 600 carros escogidos, y todos los demás los carros de Egipto, y puso jefes sobre todos ellos.</w:t>
       </w:r>
     </w:p>
     <w:p>
@@ -8166,7 +8166,7 @@
         <w:rPr>
           <w:lang w:val="es_ES" w:bidi="es_ES"/>
         </w:rPr>
-        <w:t xml:space="preserve"> Llenos de júbilo, Moisés y el pueblo de Israel cantaron este himno al Señor: Cantaré al Señor porque ha triunfado de manera gloriosa.Ha arrojado al mar al caballo y a su jinete.</w:t>
+        <w:t xml:space="preserve"> Llenos de júbilo, Moisés y el pueblo de Israel cantaron este himno al Señor:Cantaré al Señor porque ha triunfado de manera gloriosa.Ha arrojado al mar al caballo y a su jinete.</w:t>
       </w:r>
     </w:p>
     <w:p>
@@ -8607,7 +8607,7 @@
         <w:rPr>
           <w:lang w:val="es_ES" w:bidi="es_ES"/>
         </w:rPr>
-        <w:t xml:space="preserve"> Moisés condujo al pueblo de Israel desde el mar Rojo hasta el desierto de Sur. Caminaron tres días por el desierto sin encontrar agua.</w:t>
+        <w:t xml:space="preserve"> Moisés condujo al pueblo de Israel desde el mar Rojo hasta el desierto de Sur. Caminaron 3 días por el desierto sin encontrar agua.</w:t>
       </w:r>
     </w:p>
     <w:p>
@@ -9232,7 +9232,7 @@
         <w:rPr>
           <w:lang w:val="es_ES" w:bidi="es_ES"/>
         </w:rPr>
-        <w:t xml:space="preserve"> Recojan alimento durante seis días, pero el séptimo día es día de reposo. Ese día no habrá nada en el campo.</w:t>
+        <w:t xml:space="preserve"> Recojan alimento durante 6 días, pero el séptimo día es día de reposo. Ese día no habrá nada en el campo.</w:t>
       </w:r>
     </w:p>
     <w:p>
@@ -10125,7 +10125,7 @@
         <w:rPr>
           <w:lang w:val="es_ES" w:bidi="es_ES"/>
         </w:rPr>
-        <w:t xml:space="preserve"> Elige entre todo el pueblo hombres capaces. Que sean temerosos de Dios e íntegros y que aborrezcan la codicia. Ponlos como jefes de mil, de cien, de cincuenta y de diez.</w:t>
+        <w:t xml:space="preserve"> Elige entre todo el pueblo hombres capaces. Que sean temerosos de Dios e íntegros y que aborrezcan la codicia. Ponlos como jefes de 1.000, de 100, de 50 y de 10.</w:t>
       </w:r>
     </w:p>
     <w:p>
@@ -10209,7 +10209,7 @@
         <w:rPr>
           <w:lang w:val="es_ES" w:bidi="es_ES"/>
         </w:rPr>
-        <w:t xml:space="preserve"> Moisés escogió hombres valientes de todo Israel. Los puso como jefes sobre el pueblo: jefes de mil, de cien, de cincuenta y de diez.</w:t>
+        <w:t xml:space="preserve"> Moisés escogió hombres valientes de todo Israel. Los puso como jefes sobre el pueblo: jefes de 1.000, de 100, de 50 y de 10.</w:t>
       </w:r>
     </w:p>
     <w:p>
@@ -10976,7 +10976,7 @@
         <w:rPr>
           <w:lang w:val="es_ES" w:bidi="es_ES"/>
         </w:rPr>
-        <w:t xml:space="preserve"> Los seis días de la semana son para las tareas cotidianas y el trabajo regular.</w:t>
+        <w:t xml:space="preserve"> Los 6 días de la semana son para las tareas cotidianas y el trabajo regular.</w:t>
       </w:r>
     </w:p>
     <w:p>
@@ -11018,7 +11018,7 @@
         <w:rPr>
           <w:lang w:val="es_ES" w:bidi="es_ES"/>
         </w:rPr>
-        <w:t xml:space="preserve"> El Señor hizo en seis días los cielos, la tierra, el mar y todo lo que hay en ellos. El séptimo día descansó. Por eso bendijo el día de reposo y lo santificó.</w:t>
+        <w:t xml:space="preserve"> El Señor hizo en 6 días los cielos, la tierra, el mar y todo lo que hay en ellos. El séptimo día descansó. Por eso bendijo el día de reposo y lo santificó.</w:t>
       </w:r>
     </w:p>
     <w:p>
@@ -11391,7 +11391,7 @@
         <w:rPr>
           <w:lang w:val="es_ES" w:bidi="es_ES"/>
         </w:rPr>
-        <w:t xml:space="preserve"> »Si alguien compra un esclavo hebreo, le servirá seis años. Al séptimo saldrá libre, sin pagar nada.</w:t>
+        <w:t xml:space="preserve"> »Si alguien compra un esclavo hebreo, le servirá 6 años. Al séptimo saldrá libre, sin pagar nada.</w:t>
       </w:r>
     </w:p>
     <w:p>
@@ -12977,7 +12977,7 @@
         <w:rPr>
           <w:lang w:val="es_ES" w:bidi="es_ES"/>
         </w:rPr>
-        <w:t xml:space="preserve"> »Durante seis años sembrarás tu tierra y cosecharás sus productos.</w:t>
+        <w:t xml:space="preserve"> »Durante 6 años sembrarás tu tierra y cosecharás sus productos.</w:t>
       </w:r>
     </w:p>
     <w:p>
@@ -13019,7 +13019,7 @@
         <w:rPr>
           <w:lang w:val="es_ES" w:bidi="es_ES"/>
         </w:rPr>
-        <w:t xml:space="preserve"> »Trabajarás seis días, pero el séptimo descansarás. Así recobrarán fuerzas tu buey y tu burro, y también los esclavos que nacieron en tu casa y los extranjeros.</w:t>
+        <w:t xml:space="preserve"> »Trabajarás 6 días, pero el séptimo descansarás. Así recobrarán fuerzas tu buey y tu burro, y también los esclavos que nacieron en tu casa y los extranjeros.</w:t>
       </w:r>
     </w:p>
     <w:p>
@@ -13812,7 +13812,7 @@
         <w:rPr>
           <w:lang w:val="es_ES" w:bidi="es_ES"/>
         </w:rPr>
-        <w:t xml:space="preserve"> La gloria del Señor reposó sobre el monte Sinaí. La nube lo cubrió durante seis días. Al séptimo día, Dios llamó a Moisés desde el interior de la nube.</w:t>
+        <w:t xml:space="preserve"> La gloria del Señor reposó sobre el monte Sinaí. La nube lo cubrió durante 6 días. Al séptimo día, Dios llamó a Moisés desde el interior de la nube.</w:t>
       </w:r>
     </w:p>
     <w:p>
@@ -14122,7 +14122,7 @@
         <w:rPr>
           <w:lang w:val="es_ES" w:bidi="es_ES"/>
         </w:rPr>
-        <w:t xml:space="preserve"> Fundirás cuatro anillas de oro y las colocarás en sus cuatro esquinas: dos anillas en un costado y dos en el otro.</w:t>
+        <w:t xml:space="preserve"> Fundirás 4 anillas de oro y las colocarás en sus 4 esquinas: 2 anillas en un costado y 2 en el otro.</w:t>
       </w:r>
     </w:p>
     <w:p>
@@ -14227,7 +14227,7 @@
         <w:rPr>
           <w:lang w:val="es_ES" w:bidi="es_ES"/>
         </w:rPr>
-        <w:t xml:space="preserve"> Harás también dos querubines de oro labrados a martillo. Los colocarás en los dos extremos de la tapa del arca.</w:t>
+        <w:t xml:space="preserve"> Harás también 2 querubines de oro labrados a martillo. Los colocarás en los 2 extremos de la tapa del arca.</w:t>
       </w:r>
     </w:p>
     <w:p>
@@ -14395,7 +14395,7 @@
         <w:rPr>
           <w:lang w:val="es_ES" w:bidi="es_ES"/>
         </w:rPr>
-        <w:t xml:space="preserve"> »Harás cuatro anillas de oro y las pondrás en los cuatro costados, junto a las cuatro patas, cerca del marco. Por esas anillas pasarán las varas para transportar la mesa.</w:t>
+        <w:t xml:space="preserve"> »Harás 4 anillas de oro y las pondrás en los 4 costados, junto a las 4 patas, cerca del marco. Por esas anillas pasarán las varas para transportar la mesa.</w:t>
       </w:r>
     </w:p>
     <w:p>
@@ -14500,7 +14500,7 @@
         <w:rPr>
           <w:lang w:val="es_ES" w:bidi="es_ES"/>
         </w:rPr>
-        <w:t xml:space="preserve"> De los lados del candelabro central saldrán seis brazos: tres de un lado y tres del otro.</w:t>
+        <w:t xml:space="preserve"> De los lados del candelabro central saldrán 6 brazos: 3 de un lado y 3 del otro.</w:t>
       </w:r>
     </w:p>
     <w:p>
@@ -14521,7 +14521,7 @@
         <w:rPr>
           <w:lang w:val="es_ES" w:bidi="es_ES"/>
         </w:rPr>
-        <w:t xml:space="preserve"> Cada brazo tendrá tres copas con forma de flor de almendro, con sus capullos y flores. Así será con los seis brazos que salen del candelabro.</w:t>
+        <w:t xml:space="preserve"> Cada brazo tendrá 3 copas con forma de flor de almendro, con sus capullos y flores. Así será con los 6 brazos que salen del candelabro.</w:t>
       </w:r>
     </w:p>
     <w:p>
@@ -14542,7 +14542,7 @@
         <w:rPr>
           <w:lang w:val="es_ES" w:bidi="es_ES"/>
         </w:rPr>
-        <w:t xml:space="preserve"> En el candelabro mismo habrá cuatro copas con forma de flor de almendro, con sus capullos y flores. Habrá un capullo debajo de cada par de brazos, en los tres puntos donde se unen con el candelabro.</w:t>
+        <w:t xml:space="preserve"> En el candelabro mismo habrá 4 copas con forma de flor de almendro, con sus capullos y flores. Habrá un capullo debajo de cada par de brazos, en los 3 puntos donde se unen con el candelabro.</w:t>
       </w:r>
     </w:p>
     <w:p>
@@ -15871,7 +15871,7 @@
         <w:rPr>
           <w:lang w:val="es_ES" w:bidi="es_ES"/>
         </w:rPr>
-        <w:t xml:space="preserve"> Tendrá dos hombreras unidas en sus dos extremos.</w:t>
+        <w:t xml:space="preserve"> Tendrá 2 hombreras unidas en sus 2 extremos.</w:t>
       </w:r>
     </w:p>
     <w:p>
@@ -15934,7 +15934,7 @@
         <w:rPr>
           <w:lang w:val="es_ES" w:bidi="es_ES"/>
         </w:rPr>
-        <w:t xml:space="preserve"> Habrá seis nombres en una piedra y los seis restantes en la otra piedra, según su orden de nacimiento.</w:t>
+        <w:t xml:space="preserve"> Habrá 6 nombres en una piedra y los 6 restantes en la otra piedra, según su orden de nacimiento.</w:t>
       </w:r>
     </w:p>
     <w:p>
@@ -16165,7 +16165,7 @@
         <w:rPr>
           <w:lang w:val="es_ES" w:bidi="es_ES"/>
         </w:rPr>
-        <w:t xml:space="preserve"> »Para el pectoral harás unas cadenillas de oro puro en forma de cordón. Ponle al pectoral dos anillos de oro y sujétalos a sus dos extremos. Sujeta las dos cadenillas de oro a los anillos de los extremos del pectoral.</w:t>
+        <w:t xml:space="preserve"> »Para el pectoral harás unas cadenillas de oro puro en forma de cordón. Ponle al pectoral 2 anillos de oro y sujétalos a sus 2 extremos. Sujeta las 2 cadenillas de oro a los anillos de los extremos del pectoral.</w:t>
       </w:r>
     </w:p>
     <w:p>
@@ -16207,7 +16207,7 @@
         <w:rPr>
           <w:lang w:val="es_ES" w:bidi="es_ES"/>
         </w:rPr>
-        <w:t xml:space="preserve"> »Harás otros dos anillos de oro y los colocarás en los otros dos extremos del pectoral. Irán en el borde interior, junto al delantal sacerdotal.</w:t>
+        <w:t xml:space="preserve"> »Harás otros 2 anillos de oro y los colocarás en los otros 2 extremos del pectoral. Irán en el borde interior, junto al delantal sacerdotal.</w:t>
       </w:r>
     </w:p>
     <w:p>
@@ -16228,7 +16228,7 @@
         <w:rPr>
           <w:lang w:val="es_ES" w:bidi="es_ES"/>
         </w:rPr>
-        <w:t xml:space="preserve"> Harás otros dos anillos de oro y los fijarás en la parte delantera del delantal sacerdotal. Irán por debajo de las hombreras, cerca de la costura que va justamente por encima del cinturón.</w:t>
+        <w:t xml:space="preserve"> Harás otros 2 anillos de oro y los fijarás en la parte delantera del delantal sacerdotal. Irán por debajo de las hombreras, cerca de la costura que va justamente por encima del cinturón.</w:t>
       </w:r>
     </w:p>
     <w:p>
@@ -17541,7 +17541,7 @@
         <w:rPr>
           <w:lang w:val="es_ES" w:bidi="es_ES"/>
         </w:rPr>
-        <w:t xml:space="preserve"> Debajo de la moldura, en dos lados opuestos, harás dos anillos de oro para insertar las varas con las que se transportará.</w:t>
+        <w:t xml:space="preserve"> Debajo de la moldura, en 2 lados opuestos, harás 2 anillos de oro para insertar las varas con las que se transportará.</w:t>
       </w:r>
     </w:p>
     <w:p>
@@ -18460,7 +18460,7 @@
         <w:rPr>
           <w:lang w:val="es_ES" w:bidi="es_ES"/>
         </w:rPr>
-        <w:t xml:space="preserve"> »Observen el sábado, porque es sagrado para ustedes. »Quien no lo respeta será condenado a muerte. »Cualquiera que trabaje en sábado será expulsado de su pueblo. »Se trabajará durante seis días, pero el séptimo es día de reposo consagrado al Señor. »Cualquiera que trabaje en sábado será condenado a muerte.</w:t>
+        <w:t xml:space="preserve"> »Observen el sábado, porque es sagrado para ustedes. »Quien no lo respeta será condenado a muerte. »Cualquiera que trabaje en sábado será expulsado de su pueblo. »Se trabajará durante 6 días, pero el séptimo es día de reposo consagrado al Señor. »Cualquiera que trabaje en sábado será condenado a muerte.</w:t>
       </w:r>
     </w:p>
     <w:p>
@@ -18502,7 +18502,7 @@
         <w:rPr>
           <w:lang w:val="es_ES" w:bidi="es_ES"/>
         </w:rPr>
-        <w:t xml:space="preserve"> »Es una señal perpetua entre los israelitas y yo. Es así porque en seis días el Señor hizo los cielos y la tierra. El séptimo día dejó de trabajar, y descansó.</w:t>
+        <w:t xml:space="preserve"> »Es una señal perpetua entre los israelitas y yo. Es así porque en 6 días el Señor hizo los cielos y la tierra. El séptimo día dejó de trabajar, y descansó.</w:t>
       </w:r>
     </w:p>
     <w:p>
@@ -19789,7 +19789,7 @@
         <w:rPr>
           <w:lang w:val="es_ES" w:bidi="es_ES"/>
         </w:rPr>
-        <w:t xml:space="preserve"> El Señor le dijo a Moisés: —Talla dos tablas de piedra como las primeras. Yo escribiré en ellas las palabras que estaban en las primeras tablas, las que rompiste.</w:t>
+        <w:t xml:space="preserve"> El Señor le dijo a Moisés: —Talla 2 tablas de piedra como las primeras. Yo escribiré en ellas las palabras que estaban en las primeras tablas, las que rompiste.</w:t>
       </w:r>
     </w:p>
     <w:p>
@@ -19852,7 +19852,7 @@
         <w:rPr>
           <w:lang w:val="es_ES" w:bidi="es_ES"/>
         </w:rPr>
-        <w:t xml:space="preserve"> Moisés talló dos tablas de piedra como las primeras. Se levantó de madrugada y subió al monte Sinaí, tal como el Señor le había ordenado. Llevó en sus manos las dos tablas de piedra.</w:t>
+        <w:t xml:space="preserve"> Moisés talló 2 tablas de piedra como las primeras. Se levantó de madrugada y subió al monte Sinaí, tal como el Señor le había ordenado. Llevó en sus manos las 2 tablas de piedra.</w:t>
       </w:r>
     </w:p>
     <w:p>
@@ -20188,7 +20188,7 @@
         <w:rPr>
           <w:lang w:val="es_ES" w:bidi="es_ES"/>
         </w:rPr>
-        <w:t xml:space="preserve"> »Seis días trabajarás, pero el séptimo día descansarás. Incluso en tiempo de arada y cosecha deberás descansar.</w:t>
+        <w:t xml:space="preserve"> »Durante 6 días trabajarás, pero el séptimo día descansarás. Incluso en tiempo de arada y cosecha deberás descansar.</w:t>
       </w:r>
     </w:p>
     <w:p>
@@ -20335,7 +20335,7 @@
         <w:rPr>
           <w:lang w:val="es_ES" w:bidi="es_ES"/>
         </w:rPr>
-        <w:t xml:space="preserve"> Moisés permaneció con el Señor cuarenta días y cuarenta noches, sin comer ni beber nada. Allí el Señor escribió en las tablas las palabras del pacto: los diez mandamientos.</w:t>
+        <w:t xml:space="preserve"> Moisés permaneció con el Señor 40 días y 40 noches, sin comer ni beber nada. Allí el Señor escribió en las tablas las palabras del pacto: los 10 mandamientos.</w:t>
       </w:r>
     </w:p>
     <w:p>
@@ -20356,7 +20356,7 @@
         <w:rPr>
           <w:lang w:val="es_ES" w:bidi="es_ES"/>
         </w:rPr>
-        <w:t xml:space="preserve"> Moisés descendió del monte Sinaí con las dos tablas en sus manos. No sabía que su rostro brillaba por haber conversado con Dios.</w:t>
+        <w:t xml:space="preserve"> Moisés descendió del monte Sinaí con las 2 tablas en sus manos. No sabía que su rostro brillaba por haber conversado con Dios.</w:t>
       </w:r>
     </w:p>
     <w:p>
@@ -20540,7 +20540,7 @@
         <w:rPr>
           <w:lang w:val="es_ES" w:bidi="es_ES"/>
         </w:rPr>
-        <w:t xml:space="preserve"> Durante seis días trabajarán. El séptimo día será sábado de descanso absoluto, sagrado para el Señor. Todo el que trabaje en sábado deberá morir.</w:t>
+        <w:t xml:space="preserve"> Durante 6 días trabajarán. El séptimo día será sábado de descanso absoluto, sagrado para el Señor. Todo el que trabaje en sábado deberá morir.</w:t>
       </w:r>
     </w:p>
     <w:p>
@@ -22126,7 +22126,7 @@
         <w:rPr>
           <w:lang w:val="es_ES" w:bidi="es_ES"/>
         </w:rPr>
-        <w:t xml:space="preserve"> Hizo para el altar dos anillas de oro debajo de la moldura, en los dos costados. Servían para colocar las varas con las que se transportaría.</w:t>
+        <w:t xml:space="preserve"> Hizo para el altar 2 anillas de oro debajo de la moldura, en los 2 costados. Servían para colocar las varas con las que se transportaría.</w:t>
       </w:r>
     </w:p>
     <w:p>

--- a/spa/docx/02.content.docx
+++ b/spa/docx/02.content.docx
@@ -14957,7 +14957,7 @@
         <w:rPr>
           <w:lang w:val="es_ES" w:bidi="es_ES"/>
         </w:rPr>
-        <w:t xml:space="preserve"> Con 20 de estas tablas formarás el costado sur del santuario.</w:t>
+        <w:t xml:space="preserve"> Con 20 de estas tablas formarás el costado sur del santuario. »Harás 40 bases de plata para ese costado. Pondrás 2 bases debajo de cada tabla.</w:t>
       </w:r>
     </w:p>
     <w:p>
